--- a/BIM_Lab_Work/BIM(5th Sem)/Print/IS_AI_SAD_Python_Lab_2_2_1_3.docx
+++ b/BIM_Lab_Work/BIM(5th Sem)/Print/IS_AI_SAD_Python_Lab_2_2_1_3.docx
@@ -1780,13 +1780,188 @@
         </w:rPr>
         <w:lastRenderedPageBreak/>
         <w:drawing>
+          <wp:anchor distT="0" distB="0" distL="114300" distR="114300" simplePos="0" relativeHeight="251660288" behindDoc="0" locked="0" layoutInCell="1" allowOverlap="1">
+            <wp:simplePos x="0" y="0"/>
+            <wp:positionH relativeFrom="column">
+              <wp:posOffset>-187325</wp:posOffset>
+            </wp:positionH>
+            <wp:positionV relativeFrom="paragraph">
+              <wp:posOffset>181453</wp:posOffset>
+            </wp:positionV>
+            <wp:extent cx="5727700" cy="720090"/>
+            <wp:effectExtent l="0" t="0" r="0" b="3810"/>
+            <wp:wrapNone/>
+            <wp:docPr id="7" name="Picture 7"/>
+            <wp:cNvGraphicFramePr>
+              <a:graphicFrameLocks xmlns:a="http://schemas.openxmlformats.org/drawingml/2006/main" noChangeAspect="1"/>
+            </wp:cNvGraphicFramePr>
+            <a:graphic xmlns:a="http://schemas.openxmlformats.org/drawingml/2006/main">
+              <a:graphicData uri="http://schemas.openxmlformats.org/drawingml/2006/picture">
+                <pic:pic xmlns:pic="http://schemas.openxmlformats.org/drawingml/2006/picture">
+                  <pic:nvPicPr>
+                    <pic:cNvPr id="7" name="Picture 7"/>
+                    <pic:cNvPicPr/>
+                  </pic:nvPicPr>
+                  <pic:blipFill>
+                    <a:blip r:embed="rId6">
+                      <a:extLst>
+                        <a:ext uri="{28A0092B-C50C-407E-A947-70E740481C1C}">
+                          <a14:useLocalDpi xmlns:a14="http://schemas.microsoft.com/office/drawing/2010/main" val="0"/>
+                        </a:ext>
+                      </a:extLst>
+                    </a:blip>
+                    <a:stretch>
+                      <a:fillRect/>
+                    </a:stretch>
+                  </pic:blipFill>
+                  <pic:spPr>
+                    <a:xfrm>
+                      <a:off x="0" y="0"/>
+                      <a:ext cx="5727700" cy="720090"/>
+                    </a:xfrm>
+                    <a:prstGeom prst="rect">
+                      <a:avLst/>
+                    </a:prstGeom>
+                  </pic:spPr>
+                </pic:pic>
+              </a:graphicData>
+            </a:graphic>
+          </wp:anchor>
+        </w:drawing>
+      </w:r>
+      <w:r>
+        <w:rPr>
+          <w:noProof/>
+        </w:rPr>
+        <w:drawing>
+          <wp:anchor distT="0" distB="0" distL="114300" distR="114300" simplePos="0" relativeHeight="251659264" behindDoc="0" locked="0" layoutInCell="1" allowOverlap="1">
+            <wp:simplePos x="0" y="0"/>
+            <wp:positionH relativeFrom="column">
+              <wp:posOffset>-187325</wp:posOffset>
+            </wp:positionH>
+            <wp:positionV relativeFrom="paragraph">
+              <wp:posOffset>-401015</wp:posOffset>
+            </wp:positionV>
+            <wp:extent cx="5727700" cy="503555"/>
+            <wp:effectExtent l="0" t="0" r="0" b="4445"/>
+            <wp:wrapNone/>
+            <wp:docPr id="6" name="Picture 6"/>
+            <wp:cNvGraphicFramePr>
+              <a:graphicFrameLocks xmlns:a="http://schemas.openxmlformats.org/drawingml/2006/main" noChangeAspect="1"/>
+            </wp:cNvGraphicFramePr>
+            <a:graphic xmlns:a="http://schemas.openxmlformats.org/drawingml/2006/main">
+              <a:graphicData uri="http://schemas.openxmlformats.org/drawingml/2006/picture">
+                <pic:pic xmlns:pic="http://schemas.openxmlformats.org/drawingml/2006/picture">
+                  <pic:nvPicPr>
+                    <pic:cNvPr id="6" name="Picture 6"/>
+                    <pic:cNvPicPr/>
+                  </pic:nvPicPr>
+                  <pic:blipFill>
+                    <a:blip r:embed="rId7">
+                      <a:extLst>
+                        <a:ext uri="{28A0092B-C50C-407E-A947-70E740481C1C}">
+                          <a14:useLocalDpi xmlns:a14="http://schemas.microsoft.com/office/drawing/2010/main" val="0"/>
+                        </a:ext>
+                      </a:extLst>
+                    </a:blip>
+                    <a:stretch>
+                      <a:fillRect/>
+                    </a:stretch>
+                  </pic:blipFill>
+                  <pic:spPr>
+                    <a:xfrm>
+                      <a:off x="0" y="0"/>
+                      <a:ext cx="5727700" cy="503555"/>
+                    </a:xfrm>
+                    <a:prstGeom prst="rect">
+                      <a:avLst/>
+                    </a:prstGeom>
+                  </pic:spPr>
+                </pic:pic>
+              </a:graphicData>
+            </a:graphic>
+          </wp:anchor>
+        </w:drawing>
+      </w:r>
+    </w:p>
+    <w:p/>
+    <w:p/>
+    <w:p/>
+    <w:p/>
+    <w:p>
+      <w:r>
+        <w:rPr>
+          <w:noProof/>
+        </w:rPr>
+        <w:drawing>
+          <wp:anchor distT="0" distB="0" distL="114300" distR="114300" simplePos="0" relativeHeight="251662336" behindDoc="0" locked="0" layoutInCell="1" allowOverlap="1">
+            <wp:simplePos x="0" y="0"/>
+            <wp:positionH relativeFrom="column">
+              <wp:posOffset>-187325</wp:posOffset>
+            </wp:positionH>
+            <wp:positionV relativeFrom="paragraph">
+              <wp:posOffset>115762</wp:posOffset>
+            </wp:positionV>
+            <wp:extent cx="5727700" cy="1005205"/>
+            <wp:effectExtent l="0" t="0" r="0" b="0"/>
+            <wp:wrapNone/>
+            <wp:docPr id="9" name="Picture 9"/>
+            <wp:cNvGraphicFramePr>
+              <a:graphicFrameLocks xmlns:a="http://schemas.openxmlformats.org/drawingml/2006/main" noChangeAspect="1"/>
+            </wp:cNvGraphicFramePr>
+            <a:graphic xmlns:a="http://schemas.openxmlformats.org/drawingml/2006/main">
+              <a:graphicData uri="http://schemas.openxmlformats.org/drawingml/2006/picture">
+                <pic:pic xmlns:pic="http://schemas.openxmlformats.org/drawingml/2006/picture">
+                  <pic:nvPicPr>
+                    <pic:cNvPr id="9" name="Picture 9"/>
+                    <pic:cNvPicPr/>
+                  </pic:nvPicPr>
+                  <pic:blipFill>
+                    <a:blip r:embed="rId8">
+                      <a:extLst>
+                        <a:ext uri="{28A0092B-C50C-407E-A947-70E740481C1C}">
+                          <a14:useLocalDpi xmlns:a14="http://schemas.microsoft.com/office/drawing/2010/main" val="0"/>
+                        </a:ext>
+                      </a:extLst>
+                    </a:blip>
+                    <a:stretch>
+                      <a:fillRect/>
+                    </a:stretch>
+                  </pic:blipFill>
+                  <pic:spPr>
+                    <a:xfrm>
+                      <a:off x="0" y="0"/>
+                      <a:ext cx="5727700" cy="1005205"/>
+                    </a:xfrm>
+                    <a:prstGeom prst="rect">
+                      <a:avLst/>
+                    </a:prstGeom>
+                  </pic:spPr>
+                </pic:pic>
+              </a:graphicData>
+            </a:graphic>
+          </wp:anchor>
+        </w:drawing>
+      </w:r>
+    </w:p>
+    <w:p/>
+    <w:p/>
+    <w:p/>
+    <w:p/>
+    <w:p/>
+    <w:p>
+      <w:r>
+        <w:rPr>
+          <w:noProof/>
+        </w:rPr>
+        <w:drawing>
           <wp:anchor distT="0" distB="0" distL="114300" distR="114300" simplePos="0" relativeHeight="251661312" behindDoc="0" locked="0" layoutInCell="1" allowOverlap="1">
             <wp:simplePos x="0" y="0"/>
             <wp:positionH relativeFrom="column">
-              <wp:posOffset>-212377</wp:posOffset>
+              <wp:posOffset>-212090</wp:posOffset>
             </wp:positionH>
             <wp:positionV relativeFrom="paragraph">
-              <wp:posOffset>2366288</wp:posOffset>
+              <wp:posOffset>162577</wp:posOffset>
             </wp:positionV>
             <wp:extent cx="5727700" cy="1903730"/>
             <wp:effectExtent l="0" t="0" r="0" b="1270"/>
@@ -1803,7 +1978,7 @@
                     <pic:cNvPicPr/>
                   </pic:nvPicPr>
                   <pic:blipFill>
-                    <a:blip r:embed="rId6">
+                    <a:blip r:embed="rId9">
                       <a:extLst>
                         <a:ext uri="{28A0092B-C50C-407E-A947-70E740481C1C}">
                           <a14:useLocalDpi xmlns:a14="http://schemas.microsoft.com/office/drawing/2010/main" val="0"/>
@@ -1829,23 +2004,36 @@
           </wp:anchor>
         </w:drawing>
       </w:r>
+    </w:p>
+    <w:p/>
+    <w:p/>
+    <w:p/>
+    <w:p/>
+    <w:p/>
+    <w:p/>
+    <w:p/>
+    <w:p/>
+    <w:p/>
+    <w:p/>
+    <w:p/>
+    <w:p>
       <w:r>
         <w:rPr>
           <w:noProof/>
         </w:rPr>
         <w:drawing>
-          <wp:anchor distT="0" distB="0" distL="114300" distR="114300" simplePos="0" relativeHeight="251662336" behindDoc="0" locked="0" layoutInCell="1" allowOverlap="1">
+          <wp:anchor distT="0" distB="0" distL="114300" distR="114300" simplePos="0" relativeHeight="251675648" behindDoc="0" locked="0" layoutInCell="1" allowOverlap="1">
             <wp:simplePos x="0" y="0"/>
             <wp:positionH relativeFrom="column">
-              <wp:posOffset>-187325</wp:posOffset>
+              <wp:posOffset>-186055</wp:posOffset>
             </wp:positionH>
             <wp:positionV relativeFrom="paragraph">
-              <wp:posOffset>1280203</wp:posOffset>
+              <wp:posOffset>89083</wp:posOffset>
             </wp:positionV>
-            <wp:extent cx="5727700" cy="1005205"/>
-            <wp:effectExtent l="0" t="0" r="0" b="0"/>
+            <wp:extent cx="5727700" cy="845185"/>
+            <wp:effectExtent l="0" t="0" r="0" b="5715"/>
             <wp:wrapNone/>
-            <wp:docPr id="9" name="Picture 9"/>
+            <wp:docPr id="33" name="Picture 33"/>
             <wp:cNvGraphicFramePr>
               <a:graphicFrameLocks xmlns:a="http://schemas.openxmlformats.org/drawingml/2006/main" noChangeAspect="1"/>
             </wp:cNvGraphicFramePr>
@@ -1853,11 +2041,11 @@
               <a:graphicData uri="http://schemas.openxmlformats.org/drawingml/2006/picture">
                 <pic:pic xmlns:pic="http://schemas.openxmlformats.org/drawingml/2006/picture">
                   <pic:nvPicPr>
-                    <pic:cNvPr id="9" name="Picture 9"/>
+                    <pic:cNvPr id="33" name="Picture 33"/>
                     <pic:cNvPicPr/>
                   </pic:nvPicPr>
                   <pic:blipFill>
-                    <a:blip r:embed="rId7">
+                    <a:blip r:embed="rId10">
                       <a:extLst>
                         <a:ext uri="{28A0092B-C50C-407E-A947-70E740481C1C}">
                           <a14:useLocalDpi xmlns:a14="http://schemas.microsoft.com/office/drawing/2010/main" val="0"/>
@@ -1871,7 +2059,7 @@
                   <pic:spPr>
                     <a:xfrm>
                       <a:off x="0" y="0"/>
-                      <a:ext cx="5727700" cy="1005205"/>
+                      <a:ext cx="5727700" cy="845185"/>
                     </a:xfrm>
                     <a:prstGeom prst="rect">
                       <a:avLst/>
@@ -1883,23 +2071,29 @@
           </wp:anchor>
         </w:drawing>
       </w:r>
+    </w:p>
+    <w:p/>
+    <w:p/>
+    <w:p/>
+    <w:p/>
+    <w:p>
       <w:r>
         <w:rPr>
           <w:noProof/>
         </w:rPr>
         <w:drawing>
-          <wp:anchor distT="0" distB="0" distL="114300" distR="114300" simplePos="0" relativeHeight="251660288" behindDoc="0" locked="0" layoutInCell="1" allowOverlap="1">
+          <wp:anchor distT="0" distB="0" distL="114300" distR="114300" simplePos="0" relativeHeight="251673600" behindDoc="0" locked="0" layoutInCell="1" allowOverlap="1">
             <wp:simplePos x="0" y="0"/>
             <wp:positionH relativeFrom="column">
-              <wp:posOffset>-187325</wp:posOffset>
+              <wp:posOffset>-187960</wp:posOffset>
             </wp:positionH>
             <wp:positionV relativeFrom="paragraph">
-              <wp:posOffset>444500</wp:posOffset>
+              <wp:posOffset>131219</wp:posOffset>
             </wp:positionV>
-            <wp:extent cx="5727700" cy="720090"/>
-            <wp:effectExtent l="0" t="0" r="0" b="3810"/>
+            <wp:extent cx="5727700" cy="835660"/>
+            <wp:effectExtent l="0" t="0" r="0" b="2540"/>
             <wp:wrapNone/>
-            <wp:docPr id="7" name="Picture 7"/>
+            <wp:docPr id="31" name="Picture 31"/>
             <wp:cNvGraphicFramePr>
               <a:graphicFrameLocks xmlns:a="http://schemas.openxmlformats.org/drawingml/2006/main" noChangeAspect="1"/>
             </wp:cNvGraphicFramePr>
@@ -1907,11 +2101,11 @@
               <a:graphicData uri="http://schemas.openxmlformats.org/drawingml/2006/picture">
                 <pic:pic xmlns:pic="http://schemas.openxmlformats.org/drawingml/2006/picture">
                   <pic:nvPicPr>
-                    <pic:cNvPr id="7" name="Picture 7"/>
+                    <pic:cNvPr id="31" name="Picture 31"/>
                     <pic:cNvPicPr/>
                   </pic:nvPicPr>
                   <pic:blipFill>
-                    <a:blip r:embed="rId8">
+                    <a:blip r:embed="rId11">
                       <a:extLst>
                         <a:ext uri="{28A0092B-C50C-407E-A947-70E740481C1C}">
                           <a14:useLocalDpi xmlns:a14="http://schemas.microsoft.com/office/drawing/2010/main" val="0"/>
@@ -1925,7 +2119,7 @@
                   <pic:spPr>
                     <a:xfrm>
                       <a:off x="0" y="0"/>
-                      <a:ext cx="5727700" cy="720090"/>
+                      <a:ext cx="5727700" cy="835660"/>
                     </a:xfrm>
                     <a:prstGeom prst="rect">
                       <a:avLst/>
@@ -1937,23 +2131,35 @@
           </wp:anchor>
         </w:drawing>
       </w:r>
+    </w:p>
+    <w:p>
+      <w:pPr>
+        <w:tabs>
+          <w:tab w:val="left" w:pos="1203"/>
+        </w:tabs>
+      </w:pPr>
+      <w:r>
+        <w:tab/>
+      </w:r>
+    </w:p>
+    <w:p>
       <w:r>
         <w:rPr>
           <w:noProof/>
         </w:rPr>
         <w:drawing>
-          <wp:anchor distT="0" distB="0" distL="114300" distR="114300" simplePos="0" relativeHeight="251659264" behindDoc="0" locked="0" layoutInCell="1" allowOverlap="1">
+          <wp:anchor distT="0" distB="0" distL="114300" distR="114300" simplePos="0" relativeHeight="251676672" behindDoc="0" locked="0" layoutInCell="1" allowOverlap="1">
             <wp:simplePos x="0" y="0"/>
             <wp:positionH relativeFrom="column">
-              <wp:posOffset>-187325</wp:posOffset>
+              <wp:posOffset>-212725</wp:posOffset>
             </wp:positionH>
             <wp:positionV relativeFrom="paragraph">
-              <wp:posOffset>-150565</wp:posOffset>
+              <wp:posOffset>2517140</wp:posOffset>
             </wp:positionV>
-            <wp:extent cx="5727700" cy="503555"/>
-            <wp:effectExtent l="0" t="0" r="0" b="4445"/>
+            <wp:extent cx="5727700" cy="1635125"/>
+            <wp:effectExtent l="0" t="0" r="0" b="3175"/>
             <wp:wrapNone/>
-            <wp:docPr id="6" name="Picture 6"/>
+            <wp:docPr id="34" name="Picture 34"/>
             <wp:cNvGraphicFramePr>
               <a:graphicFrameLocks xmlns:a="http://schemas.openxmlformats.org/drawingml/2006/main" noChangeAspect="1"/>
             </wp:cNvGraphicFramePr>
@@ -1961,11 +2167,11 @@
               <a:graphicData uri="http://schemas.openxmlformats.org/drawingml/2006/picture">
                 <pic:pic xmlns:pic="http://schemas.openxmlformats.org/drawingml/2006/picture">
                   <pic:nvPicPr>
-                    <pic:cNvPr id="6" name="Picture 6"/>
+                    <pic:cNvPr id="34" name="Picture 34"/>
                     <pic:cNvPicPr/>
                   </pic:nvPicPr>
                   <pic:blipFill>
-                    <a:blip r:embed="rId9">
+                    <a:blip r:embed="rId12">
                       <a:extLst>
                         <a:ext uri="{28A0092B-C50C-407E-A947-70E740481C1C}">
                           <a14:useLocalDpi xmlns:a14="http://schemas.microsoft.com/office/drawing/2010/main" val="0"/>
@@ -1979,7 +2185,7 @@
                   <pic:spPr>
                     <a:xfrm>
                       <a:off x="0" y="0"/>
-                      <a:ext cx="5727700" cy="503555"/>
+                      <a:ext cx="5727700" cy="1635125"/>
                     </a:xfrm>
                     <a:prstGeom prst="rect">
                       <a:avLst/>
@@ -1991,1769 +2197,230 @@
           </wp:anchor>
         </w:drawing>
       </w:r>
-    </w:p>
-    <w:p/>
-    <w:p/>
-    <w:p/>
-    <w:p/>
-    <w:p/>
-    <w:p/>
-    <w:p/>
-    <w:p/>
-    <w:p/>
-    <w:p/>
-    <w:p/>
-    <w:p/>
-    <w:p/>
-    <w:p/>
-    <w:p/>
-    <w:p/>
-    <w:p/>
-    <w:p/>
-    <w:p/>
-    <w:p/>
-    <w:p/>
-    <w:p/>
-    <w:p/>
-    <w:p/>
-    <w:p/>
-    <w:p/>
-    <w:p/>
-    <w:p/>
-    <w:p>
-      <w:pPr>
-        <w:tabs>
-          <w:tab w:val="left" w:pos="1203"/>
-        </w:tabs>
-      </w:pPr>
-      <w:r>
-        <w:tab/>
-      </w:r>
-    </w:p>
-    <w:p>
+      <w:r>
+        <w:rPr>
+          <w:noProof/>
+        </w:rPr>
+        <w:drawing>
+          <wp:anchor distT="0" distB="0" distL="114300" distR="114300" simplePos="0" relativeHeight="251674624" behindDoc="0" locked="0" layoutInCell="1" allowOverlap="1">
+            <wp:simplePos x="0" y="0"/>
+            <wp:positionH relativeFrom="column">
+              <wp:posOffset>-212090</wp:posOffset>
+            </wp:positionH>
+            <wp:positionV relativeFrom="paragraph">
+              <wp:posOffset>739140</wp:posOffset>
+            </wp:positionV>
+            <wp:extent cx="5727700" cy="1615440"/>
+            <wp:effectExtent l="0" t="0" r="0" b="0"/>
+            <wp:wrapNone/>
+            <wp:docPr id="32" name="Picture 32"/>
+            <wp:cNvGraphicFramePr>
+              <a:graphicFrameLocks xmlns:a="http://schemas.openxmlformats.org/drawingml/2006/main" noChangeAspect="1"/>
+            </wp:cNvGraphicFramePr>
+            <a:graphic xmlns:a="http://schemas.openxmlformats.org/drawingml/2006/main">
+              <a:graphicData uri="http://schemas.openxmlformats.org/drawingml/2006/picture">
+                <pic:pic xmlns:pic="http://schemas.openxmlformats.org/drawingml/2006/picture">
+                  <pic:nvPicPr>
+                    <pic:cNvPr id="32" name="Picture 32"/>
+                    <pic:cNvPicPr/>
+                  </pic:nvPicPr>
+                  <pic:blipFill>
+                    <a:blip r:embed="rId13">
+                      <a:extLst>
+                        <a:ext uri="{28A0092B-C50C-407E-A947-70E740481C1C}">
+                          <a14:useLocalDpi xmlns:a14="http://schemas.microsoft.com/office/drawing/2010/main" val="0"/>
+                        </a:ext>
+                      </a:extLst>
+                    </a:blip>
+                    <a:stretch>
+                      <a:fillRect/>
+                    </a:stretch>
+                  </pic:blipFill>
+                  <pic:spPr>
+                    <a:xfrm>
+                      <a:off x="0" y="0"/>
+                      <a:ext cx="5727700" cy="1615440"/>
+                    </a:xfrm>
+                    <a:prstGeom prst="rect">
+                      <a:avLst/>
+                    </a:prstGeom>
+                  </pic:spPr>
+                </pic:pic>
+              </a:graphicData>
+            </a:graphic>
+          </wp:anchor>
+        </w:drawing>
+      </w:r>
       <w:r>
         <w:br w:type="page"/>
       </w:r>
     </w:p>
-    <w:p>
-      <w:pPr>
-        <w:spacing w:after="149"/>
-        <w:ind w:right="26"/>
-        <w:jc w:val="center"/>
-        <w:rPr>
-          <w:b/>
-          <w:bCs/>
-          <w:sz w:val="36"/>
-          <w:szCs w:val="36"/>
-        </w:rPr>
-      </w:pPr>
-      <w:r>
-        <w:rPr>
-          <w:b/>
-          <w:bCs/>
-          <w:sz w:val="36"/>
-          <w:szCs w:val="36"/>
-        </w:rPr>
-        <w:lastRenderedPageBreak/>
-        <w:t>National College of Computer Studies</w:t>
-      </w:r>
-    </w:p>
-    <w:p>
-      <w:pPr>
-        <w:spacing w:after="149"/>
-        <w:ind w:right="26"/>
-        <w:jc w:val="center"/>
-        <w:rPr>
-          <w:b/>
-          <w:bCs/>
-          <w:sz w:val="32"/>
-          <w:szCs w:val="32"/>
-        </w:rPr>
-      </w:pPr>
-      <w:r>
-        <w:rPr>
-          <w:b/>
-          <w:bCs/>
-          <w:sz w:val="32"/>
-          <w:szCs w:val="32"/>
-        </w:rPr>
-        <w:t>Paknajol, Kathmandu</w:t>
-      </w:r>
-    </w:p>
-    <w:p>
-      <w:pPr>
-        <w:spacing w:after="149"/>
-        <w:ind w:right="26"/>
-        <w:jc w:val="center"/>
-        <w:rPr>
-          <w:b/>
-          <w:bCs/>
-          <w:sz w:val="32"/>
-          <w:szCs w:val="32"/>
-        </w:rPr>
-      </w:pPr>
-    </w:p>
-    <w:p>
-      <w:pPr>
-        <w:spacing w:after="149"/>
-        <w:ind w:right="26"/>
-        <w:jc w:val="center"/>
-      </w:pPr>
-    </w:p>
-    <w:p>
-      <w:pPr>
-        <w:ind w:right="5034"/>
-      </w:pPr>
-    </w:p>
-    <w:p>
-      <w:pPr>
-        <w:spacing w:after="76"/>
-        <w:ind w:left="3914"/>
-      </w:pPr>
-      <w:r>
-        <w:rPr>
-          <w:noProof/>
-        </w:rPr>
-        <mc:AlternateContent>
-          <mc:Choice Requires="wpg">
-            <w:drawing>
-              <wp:inline distT="0" distB="0" distL="0" distR="0" wp14:anchorId="36096764" wp14:editId="21D0419E">
-                <wp:extent cx="609600" cy="2020570"/>
-                <wp:effectExtent l="0" t="0" r="0" b="0"/>
-                <wp:docPr id="14" name="Group 14"/>
-                <wp:cNvGraphicFramePr>
-                  <a:graphicFrameLocks xmlns:a="http://schemas.openxmlformats.org/drawingml/2006/main"/>
-                </wp:cNvGraphicFramePr>
-                <a:graphic xmlns:a="http://schemas.openxmlformats.org/drawingml/2006/main">
-                  <a:graphicData uri="http://schemas.microsoft.com/office/word/2010/wordprocessingGroup">
-                    <wpg:wgp>
-                      <wpg:cNvGrpSpPr>
-                        <a:grpSpLocks/>
-                      </wpg:cNvGrpSpPr>
-                      <wpg:grpSpPr bwMode="auto">
-                        <a:xfrm>
-                          <a:off x="0" y="0"/>
-                          <a:ext cx="609600" cy="2020570"/>
-                          <a:chOff x="0" y="0"/>
-                          <a:chExt cx="6096" cy="20208"/>
-                        </a:xfrm>
-                      </wpg:grpSpPr>
-                      <wps:wsp>
-                        <wps:cNvPr id="15" name="Shape 40"/>
-                        <wps:cNvSpPr>
-                          <a:spLocks/>
-                        </wps:cNvSpPr>
-                        <wps:spPr bwMode="auto">
-                          <a:xfrm>
-                            <a:off x="0" y="3657"/>
-                            <a:ext cx="0" cy="13609"/>
-                          </a:xfrm>
-                          <a:custGeom>
-                            <a:avLst/>
-                            <a:gdLst>
-                              <a:gd name="T0" fmla="*/ 0 h 1360932"/>
-                              <a:gd name="T1" fmla="*/ 13609 h 1360932"/>
-                              <a:gd name="T2" fmla="*/ 0 60000 65536"/>
-                              <a:gd name="T3" fmla="*/ 0 60000 65536"/>
-                              <a:gd name="T4" fmla="*/ 0 h 1360932"/>
-                              <a:gd name="T5" fmla="*/ 1360932 h 1360932"/>
-                            </a:gdLst>
-                            <a:ahLst/>
-                            <a:cxnLst>
-                              <a:cxn ang="T2">
-                                <a:pos x="0" y="T0"/>
-                              </a:cxn>
-                              <a:cxn ang="T3">
-                                <a:pos x="0" y="T1"/>
-                              </a:cxn>
-                            </a:cxnLst>
-                            <a:rect l="0" t="T4" r="0" b="T5"/>
-                            <a:pathLst>
-                              <a:path h="1360932">
-                                <a:moveTo>
-                                  <a:pt x="0" y="0"/>
-                                </a:moveTo>
-                                <a:lnTo>
-                                  <a:pt x="0" y="1360932"/>
-                                </a:lnTo>
-                              </a:path>
-                            </a:pathLst>
-                          </a:custGeom>
-                          <a:noFill/>
-                          <a:ln w="11939">
-                            <a:solidFill>
-                              <a:srgbClr val="000000"/>
-                            </a:solidFill>
-                            <a:miter lim="101601"/>
-                            <a:headEnd/>
-                            <a:tailEnd/>
-                          </a:ln>
-                          <a:extLst>
-                            <a:ext uri="{909E8E84-426E-40DD-AFC4-6F175D3DCCD1}">
-                              <a14:hiddenFill xmlns:a14="http://schemas.microsoft.com/office/drawing/2010/main">
-                                <a:solidFill>
-                                  <a:srgbClr val="FFFFFF"/>
-                                </a:solidFill>
-                              </a14:hiddenFill>
-                            </a:ext>
-                          </a:extLst>
-                        </wps:spPr>
-                        <wps:bodyPr rot="0" vert="horz" wrap="square" lIns="91440" tIns="45720" rIns="91440" bIns="45720" anchor="t" anchorCtr="0" upright="1">
-                          <a:noAutofit/>
-                        </wps:bodyPr>
-                      </wps:wsp>
-                      <wps:wsp>
-                        <wps:cNvPr id="16" name="Shape 41"/>
-                        <wps:cNvSpPr>
-                          <a:spLocks/>
-                        </wps:cNvSpPr>
-                        <wps:spPr bwMode="auto">
-                          <a:xfrm>
-                            <a:off x="2941" y="0"/>
-                            <a:ext cx="152" cy="20208"/>
-                          </a:xfrm>
-                          <a:custGeom>
-                            <a:avLst/>
-                            <a:gdLst>
-                              <a:gd name="T0" fmla="*/ 152 w 15240"/>
-                              <a:gd name="T1" fmla="*/ 0 h 2020824"/>
-                              <a:gd name="T2" fmla="*/ 0 w 15240"/>
-                              <a:gd name="T3" fmla="*/ 20208 h 2020824"/>
-                              <a:gd name="T4" fmla="*/ 0 60000 65536"/>
-                              <a:gd name="T5" fmla="*/ 0 60000 65536"/>
-                              <a:gd name="T6" fmla="*/ 0 w 15240"/>
-                              <a:gd name="T7" fmla="*/ 0 h 2020824"/>
-                              <a:gd name="T8" fmla="*/ 15240 w 15240"/>
-                              <a:gd name="T9" fmla="*/ 2020824 h 2020824"/>
-                            </a:gdLst>
-                            <a:ahLst/>
-                            <a:cxnLst>
-                              <a:cxn ang="T4">
-                                <a:pos x="T0" y="T1"/>
-                              </a:cxn>
-                              <a:cxn ang="T5">
-                                <a:pos x="T2" y="T3"/>
-                              </a:cxn>
-                            </a:cxnLst>
-                            <a:rect l="T6" t="T7" r="T8" b="T9"/>
-                            <a:pathLst>
-                              <a:path w="15240" h="2020824">
-                                <a:moveTo>
-                                  <a:pt x="15240" y="0"/>
-                                </a:moveTo>
-                                <a:lnTo>
-                                  <a:pt x="0" y="2020824"/>
-                                </a:lnTo>
-                              </a:path>
-                            </a:pathLst>
-                          </a:custGeom>
-                          <a:noFill/>
-                          <a:ln w="11939">
-                            <a:solidFill>
-                              <a:srgbClr val="000000"/>
-                            </a:solidFill>
-                            <a:miter lim="101601"/>
-                            <a:headEnd/>
-                            <a:tailEnd/>
-                          </a:ln>
-                          <a:extLst>
-                            <a:ext uri="{909E8E84-426E-40DD-AFC4-6F175D3DCCD1}">
-                              <a14:hiddenFill xmlns:a14="http://schemas.microsoft.com/office/drawing/2010/main">
-                                <a:solidFill>
-                                  <a:srgbClr val="FFFFFF"/>
-                                </a:solidFill>
-                              </a14:hiddenFill>
-                            </a:ext>
-                          </a:extLst>
-                        </wps:spPr>
-                        <wps:bodyPr rot="0" vert="horz" wrap="square" lIns="91440" tIns="45720" rIns="91440" bIns="45720" anchor="t" anchorCtr="0" upright="1">
-                          <a:noAutofit/>
-                        </wps:bodyPr>
-                      </wps:wsp>
-                      <wps:wsp>
-                        <wps:cNvPr id="17" name="Shape 42"/>
-                        <wps:cNvSpPr>
-                          <a:spLocks/>
-                        </wps:cNvSpPr>
-                        <wps:spPr bwMode="auto">
-                          <a:xfrm>
-                            <a:off x="6096" y="3642"/>
-                            <a:ext cx="0" cy="13609"/>
-                          </a:xfrm>
-                          <a:custGeom>
-                            <a:avLst/>
-                            <a:gdLst>
-                              <a:gd name="T0" fmla="*/ 0 h 1360932"/>
-                              <a:gd name="T1" fmla="*/ 13609 h 1360932"/>
-                              <a:gd name="T2" fmla="*/ 0 60000 65536"/>
-                              <a:gd name="T3" fmla="*/ 0 60000 65536"/>
-                              <a:gd name="T4" fmla="*/ 0 h 1360932"/>
-                              <a:gd name="T5" fmla="*/ 1360932 h 1360932"/>
-                            </a:gdLst>
-                            <a:ahLst/>
-                            <a:cxnLst>
-                              <a:cxn ang="T2">
-                                <a:pos x="0" y="T0"/>
-                              </a:cxn>
-                              <a:cxn ang="T3">
-                                <a:pos x="0" y="T1"/>
-                              </a:cxn>
-                            </a:cxnLst>
-                            <a:rect l="0" t="T4" r="0" b="T5"/>
-                            <a:pathLst>
-                              <a:path h="1360932">
-                                <a:moveTo>
-                                  <a:pt x="0" y="0"/>
-                                </a:moveTo>
-                                <a:lnTo>
-                                  <a:pt x="0" y="1360932"/>
-                                </a:lnTo>
-                              </a:path>
-                            </a:pathLst>
-                          </a:custGeom>
-                          <a:noFill/>
-                          <a:ln w="11939">
-                            <a:solidFill>
-                              <a:srgbClr val="000000"/>
-                            </a:solidFill>
-                            <a:miter lim="101601"/>
-                            <a:headEnd/>
-                            <a:tailEnd/>
-                          </a:ln>
-                          <a:extLst>
-                            <a:ext uri="{909E8E84-426E-40DD-AFC4-6F175D3DCCD1}">
-                              <a14:hiddenFill xmlns:a14="http://schemas.microsoft.com/office/drawing/2010/main">
-                                <a:solidFill>
-                                  <a:srgbClr val="FFFFFF"/>
-                                </a:solidFill>
-                              </a14:hiddenFill>
-                            </a:ext>
-                          </a:extLst>
-                        </wps:spPr>
-                        <wps:bodyPr rot="0" vert="horz" wrap="square" lIns="91440" tIns="45720" rIns="91440" bIns="45720" anchor="t" anchorCtr="0" upright="1">
-                          <a:noAutofit/>
-                        </wps:bodyPr>
-                      </wps:wsp>
-                    </wpg:wgp>
-                  </a:graphicData>
-                </a:graphic>
-              </wp:inline>
-            </w:drawing>
-          </mc:Choice>
-          <mc:Fallback>
-            <w:pict>
-              <v:group w14:anchorId="51F94AC8" id="Group 14" o:spid="_x0000_s1026" style="width:48pt;height:159.1pt;mso-position-horizontal-relative:char;mso-position-vertical-relative:line" coordsize="6096,20208" o:gfxdata="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">
-                <v:shape id="Shape 40" o:spid="_x0000_s1027" style="position:absolute;top:3657;width:0;height:13609;visibility:visible;mso-wrap-style:square;v-text-anchor:top" coordsize="0,1360932" o:gfxdata="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" path="m,l,1360932e" filled="f" strokeweight=".33164mm">
-                  <v:stroke miterlimit="66585f" joinstyle="miter"/>
-                  <v:path arrowok="t" o:connecttype="custom" o:connectlocs="0,0;0,136" o:connectangles="0,0" textboxrect="0,0,0,1360932"/>
-                </v:shape>
-                <v:shape id="Shape 41" o:spid="_x0000_s1028" style="position:absolute;left:2941;width:152;height:20208;visibility:visible;mso-wrap-style:square;v-text-anchor:top" coordsize="15240,2020824" o:gfxdata="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" path="m15240,l,2020824e" filled="f" strokeweight=".33164mm">
-                  <v:stroke miterlimit="66585f" joinstyle="miter"/>
-                  <v:path arrowok="t" o:connecttype="custom" o:connectlocs="2,0;0,202" o:connectangles="0,0" textboxrect="0,0,15240,2020824"/>
-                </v:shape>
-                <v:shape id="Shape 42" o:spid="_x0000_s1029" style="position:absolute;left:6096;top:3642;width:0;height:13609;visibility:visible;mso-wrap-style:square;v-text-anchor:top" coordsize="0,1360932" o:gfxdata="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" path="m,l,1360932e" filled="f" strokeweight=".33164mm">
-                  <v:stroke miterlimit="66585f" joinstyle="miter"/>
-                  <v:path arrowok="t" o:connecttype="custom" o:connectlocs="0,0;0,136" o:connectangles="0,0" textboxrect="0,0,0,1360932"/>
-                </v:shape>
-                <w10:anchorlock/>
-              </v:group>
-            </w:pict>
-          </mc:Fallback>
-        </mc:AlternateContent>
-      </w:r>
-    </w:p>
-    <w:p>
-      <w:pPr>
-        <w:spacing w:after="76"/>
-        <w:ind w:left="3914"/>
-      </w:pPr>
-    </w:p>
-    <w:p>
-      <w:pPr>
-        <w:spacing w:after="151"/>
-        <w:ind w:right="14"/>
-        <w:jc w:val="center"/>
-      </w:pPr>
-    </w:p>
-    <w:p>
-      <w:pPr>
-        <w:spacing w:after="151"/>
-        <w:ind w:right="14"/>
-        <w:jc w:val="center"/>
-      </w:pPr>
-    </w:p>
-    <w:p>
-      <w:pPr>
-        <w:spacing w:after="146"/>
-        <w:ind w:left="10" w:right="72" w:hanging="10"/>
-        <w:jc w:val="center"/>
-        <w:rPr>
-          <w:sz w:val="28"/>
-          <w:szCs w:val="28"/>
-        </w:rPr>
-      </w:pPr>
-      <w:r>
-        <w:rPr>
-          <w:sz w:val="28"/>
-          <w:szCs w:val="28"/>
-        </w:rPr>
-        <w:t xml:space="preserve">Lab Report No. </w:t>
-      </w:r>
-      <w:r>
-        <w:rPr>
-          <w:sz w:val="28"/>
-          <w:szCs w:val="28"/>
-        </w:rPr>
-        <w:t>1</w:t>
-      </w:r>
-    </w:p>
-    <w:p>
-      <w:pPr>
-        <w:spacing w:after="146"/>
-        <w:ind w:left="10" w:right="72" w:hanging="10"/>
-        <w:jc w:val="center"/>
-        <w:rPr>
-          <w:b/>
-          <w:bCs/>
-          <w:sz w:val="28"/>
-          <w:szCs w:val="28"/>
-        </w:rPr>
-      </w:pPr>
-      <w:r>
-        <w:rPr>
-          <w:b/>
-          <w:bCs/>
-          <w:sz w:val="28"/>
-          <w:szCs w:val="28"/>
-        </w:rPr>
-        <w:t>Software Design and Development</w:t>
-      </w:r>
-    </w:p>
-    <w:p>
-      <w:pPr>
-        <w:spacing w:after="146"/>
-        <w:ind w:left="10" w:right="72" w:hanging="10"/>
-        <w:jc w:val="center"/>
-        <w:rPr>
-          <w:b/>
-          <w:bCs/>
-          <w:sz w:val="28"/>
-          <w:szCs w:val="28"/>
-        </w:rPr>
-      </w:pPr>
-    </w:p>
-    <w:p>
-      <w:pPr>
-        <w:spacing w:after="149"/>
-      </w:pPr>
-    </w:p>
-    <w:p>
-      <w:pPr>
-        <w:spacing w:after="139"/>
-        <w:ind w:left="-5" w:hanging="10"/>
-        <w:rPr>
-          <w:sz w:val="28"/>
-          <w:szCs w:val="28"/>
-        </w:rPr>
-      </w:pPr>
-      <w:r>
-        <w:rPr>
-          <w:b/>
-          <w:bCs/>
-          <w:sz w:val="28"/>
-          <w:szCs w:val="28"/>
-        </w:rPr>
-        <w:t>Submitted by</w:t>
-      </w:r>
-      <w:r>
-        <w:rPr>
-          <w:sz w:val="28"/>
-          <w:szCs w:val="28"/>
-        </w:rPr>
-        <w:t xml:space="preserve">: </w:t>
-      </w:r>
-      <w:r>
-        <w:rPr>
-          <w:sz w:val="28"/>
-          <w:szCs w:val="28"/>
-        </w:rPr>
-        <w:tab/>
-      </w:r>
-      <w:r>
-        <w:rPr>
-          <w:sz w:val="28"/>
-          <w:szCs w:val="28"/>
-        </w:rPr>
-        <w:tab/>
-      </w:r>
-      <w:r>
-        <w:rPr>
-          <w:sz w:val="28"/>
-          <w:szCs w:val="28"/>
-        </w:rPr>
-        <w:tab/>
-      </w:r>
-      <w:r>
-        <w:rPr>
-          <w:sz w:val="28"/>
-          <w:szCs w:val="28"/>
-        </w:rPr>
-        <w:tab/>
-      </w:r>
-      <w:r>
-        <w:rPr>
-          <w:sz w:val="28"/>
-          <w:szCs w:val="28"/>
-        </w:rPr>
-        <w:tab/>
-      </w:r>
-      <w:r>
-        <w:rPr>
-          <w:sz w:val="28"/>
-          <w:szCs w:val="28"/>
-        </w:rPr>
-        <w:tab/>
-      </w:r>
-      <w:r>
-        <w:rPr>
-          <w:b/>
-          <w:bCs/>
-          <w:sz w:val="28"/>
-          <w:szCs w:val="28"/>
-        </w:rPr>
-        <w:t xml:space="preserve"> Submitted to:</w:t>
-      </w:r>
-    </w:p>
-    <w:p>
-      <w:pPr>
-        <w:spacing w:after="139"/>
-        <w:ind w:left="-5" w:hanging="10"/>
-        <w:rPr>
-          <w:sz w:val="28"/>
-          <w:szCs w:val="28"/>
-        </w:rPr>
-      </w:pPr>
-      <w:r>
-        <w:rPr>
-          <w:sz w:val="28"/>
-          <w:szCs w:val="28"/>
-        </w:rPr>
-        <w:t xml:space="preserve">Name: </w:t>
-      </w:r>
-      <w:r>
-        <w:rPr>
-          <w:sz w:val="28"/>
-          <w:szCs w:val="28"/>
-        </w:rPr>
-        <w:t>Siddhartha Shakya</w:t>
-      </w:r>
-      <w:r>
-        <w:rPr>
-          <w:sz w:val="28"/>
-          <w:szCs w:val="28"/>
-        </w:rPr>
-        <w:tab/>
-      </w:r>
-      <w:r>
-        <w:rPr>
-          <w:sz w:val="28"/>
-          <w:szCs w:val="28"/>
-        </w:rPr>
-        <w:tab/>
-        <w:t xml:space="preserve"> </w:t>
-      </w:r>
-      <w:r>
-        <w:rPr>
-          <w:sz w:val="28"/>
-          <w:szCs w:val="28"/>
-        </w:rPr>
-        <w:tab/>
-      </w:r>
-      <w:r>
-        <w:rPr>
-          <w:sz w:val="28"/>
-          <w:szCs w:val="28"/>
-        </w:rPr>
-        <w:tab/>
-        <w:t xml:space="preserve"> Kabita Dhital</w:t>
-      </w:r>
-    </w:p>
-    <w:p>
-      <w:pPr>
-        <w:spacing w:after="187"/>
-        <w:ind w:left="-5" w:hanging="10"/>
-        <w:rPr>
-          <w:sz w:val="28"/>
-          <w:szCs w:val="28"/>
-        </w:rPr>
-      </w:pPr>
-      <w:r>
-        <w:rPr>
-          <w:sz w:val="28"/>
-          <w:szCs w:val="28"/>
-        </w:rPr>
-        <w:t>Program: BIM</w:t>
-      </w:r>
-      <w:r>
-        <w:rPr>
-          <w:sz w:val="28"/>
-          <w:szCs w:val="28"/>
-        </w:rPr>
-        <w:tab/>
-        <w:t xml:space="preserve">            </w:t>
-      </w:r>
-      <w:r>
-        <w:rPr>
-          <w:sz w:val="28"/>
-          <w:szCs w:val="28"/>
-        </w:rPr>
-        <w:tab/>
-      </w:r>
-      <w:r>
-        <w:rPr>
-          <w:sz w:val="28"/>
-          <w:szCs w:val="28"/>
-        </w:rPr>
-        <w:tab/>
-      </w:r>
-      <w:r>
-        <w:rPr>
-          <w:sz w:val="28"/>
-          <w:szCs w:val="28"/>
-        </w:rPr>
-        <w:tab/>
-      </w:r>
-      <w:r>
-        <w:rPr>
-          <w:sz w:val="28"/>
-          <w:szCs w:val="28"/>
-        </w:rPr>
-        <w:tab/>
-        <w:t xml:space="preserve">   </w:t>
-      </w:r>
-    </w:p>
-    <w:p>
-      <w:pPr>
-        <w:spacing w:after="187"/>
-        <w:ind w:left="-5" w:hanging="10"/>
-        <w:rPr>
-          <w:sz w:val="28"/>
-          <w:szCs w:val="28"/>
-        </w:rPr>
-      </w:pPr>
-      <w:r>
-        <w:rPr>
-          <w:sz w:val="28"/>
-          <w:szCs w:val="28"/>
-        </w:rPr>
-        <w:t xml:space="preserve">Roll no: </w:t>
-      </w:r>
-      <w:r>
-        <w:rPr>
-          <w:sz w:val="28"/>
-          <w:szCs w:val="28"/>
-        </w:rPr>
-        <w:t>18</w:t>
-      </w:r>
-      <w:r>
-        <w:rPr>
-          <w:sz w:val="28"/>
-          <w:szCs w:val="28"/>
-        </w:rPr>
-        <w:tab/>
-      </w:r>
-      <w:r>
-        <w:rPr>
-          <w:sz w:val="28"/>
-          <w:szCs w:val="28"/>
-        </w:rPr>
-        <w:tab/>
-      </w:r>
-      <w:r>
-        <w:rPr>
-          <w:sz w:val="28"/>
-          <w:szCs w:val="28"/>
-        </w:rPr>
-        <w:tab/>
-      </w:r>
-      <w:r>
-        <w:rPr>
-          <w:sz w:val="28"/>
-          <w:szCs w:val="28"/>
-        </w:rPr>
-        <w:tab/>
-        <w:t xml:space="preserve">             </w:t>
-      </w:r>
-    </w:p>
-    <w:p>
-      <w:pPr>
-        <w:tabs>
-          <w:tab w:val="left" w:pos="6348"/>
-        </w:tabs>
-        <w:spacing w:after="171"/>
-        <w:ind w:left="-5" w:hanging="10"/>
-        <w:rPr>
-          <w:sz w:val="28"/>
-          <w:szCs w:val="28"/>
-        </w:rPr>
-      </w:pPr>
-      <w:r>
-        <w:rPr>
-          <w:sz w:val="28"/>
-          <w:szCs w:val="28"/>
-        </w:rPr>
-        <w:t xml:space="preserve">Section: B </w:t>
-      </w:r>
-      <w:r>
-        <w:rPr>
-          <w:sz w:val="28"/>
-          <w:szCs w:val="28"/>
-        </w:rPr>
-        <w:tab/>
-      </w:r>
-    </w:p>
-    <w:p>
-      <w:pPr>
-        <w:tabs>
-          <w:tab w:val="center" w:pos="2707"/>
-          <w:tab w:val="center" w:pos="3384"/>
-          <w:tab w:val="center" w:pos="4061"/>
-        </w:tabs>
-        <w:spacing w:after="139"/>
-        <w:ind w:left="-15"/>
-        <w:rPr>
-          <w:sz w:val="28"/>
-          <w:szCs w:val="28"/>
-        </w:rPr>
-      </w:pPr>
-      <w:r>
-        <w:rPr>
-          <w:sz w:val="28"/>
-          <w:szCs w:val="28"/>
-        </w:rPr>
-        <w:tab/>
-      </w:r>
-      <w:r>
-        <w:rPr>
-          <w:sz w:val="28"/>
-          <w:szCs w:val="28"/>
-        </w:rPr>
-        <w:tab/>
-      </w:r>
-      <w:r>
-        <w:rPr>
-          <w:sz w:val="28"/>
-          <w:szCs w:val="28"/>
-        </w:rPr>
-        <w:tab/>
-      </w:r>
-    </w:p>
-    <w:p>
-      <w:pPr>
-        <w:spacing w:line="259" w:lineRule="auto"/>
-        <w:rPr>
-          <w:sz w:val="28"/>
-          <w:szCs w:val="28"/>
-        </w:rPr>
-      </w:pPr>
-      <w:r>
-        <w:rPr>
-          <w:noProof/>
-          <w:sz w:val="28"/>
-          <w:szCs w:val="28"/>
-        </w:rPr>
-        <mc:AlternateContent>
-          <mc:Choice Requires="wps">
-            <w:drawing>
-              <wp:anchor distT="0" distB="0" distL="114300" distR="114300" simplePos="0" relativeHeight="251664384" behindDoc="0" locked="0" layoutInCell="1" allowOverlap="1" wp14:anchorId="4D721F84" wp14:editId="2E2FF1FB">
-                <wp:simplePos x="0" y="0"/>
-                <wp:positionH relativeFrom="margin">
-                  <wp:posOffset>1677907</wp:posOffset>
-                </wp:positionH>
-                <wp:positionV relativeFrom="paragraph">
-                  <wp:posOffset>228653</wp:posOffset>
-                </wp:positionV>
-                <wp:extent cx="2231756" cy="410705"/>
-                <wp:effectExtent l="0" t="0" r="3810" b="0"/>
-                <wp:wrapNone/>
-                <wp:docPr id="5" name="Text Box 5"/>
-                <wp:cNvGraphicFramePr/>
-                <a:graphic xmlns:a="http://schemas.openxmlformats.org/drawingml/2006/main">
-                  <a:graphicData uri="http://schemas.microsoft.com/office/word/2010/wordprocessingShape">
-                    <wps:wsp>
-                      <wps:cNvSpPr txBox="1"/>
-                      <wps:spPr>
-                        <a:xfrm>
-                          <a:off x="0" y="0"/>
-                          <a:ext cx="2231756" cy="410705"/>
-                        </a:xfrm>
-                        <a:prstGeom prst="rect">
-                          <a:avLst/>
-                        </a:prstGeom>
-                        <a:solidFill>
-                          <a:schemeClr val="lt1"/>
-                        </a:solidFill>
-                        <a:ln w="6350">
-                          <a:noFill/>
-                        </a:ln>
-                      </wps:spPr>
-                      <wps:txbx>
-                        <w:txbxContent>
-                          <w:p>
-                            <w:pPr>
-                              <w:jc w:val="center"/>
-                            </w:pPr>
-                            <w:r>
-                              <w:rPr>
-                                <w:b/>
-                                <w:bCs/>
-                              </w:rPr>
-                              <w:t>Date of submission:</w:t>
-                            </w:r>
-                            <w:r>
-                              <w:t xml:space="preserve"> 202</w:t>
-                            </w:r>
-                            <w:r>
-                              <w:t>6</w:t>
-                            </w:r>
-                            <w:r>
-                              <w:t>/</w:t>
-                            </w:r>
-                            <w:r>
-                              <w:t>02</w:t>
-                            </w:r>
-                            <w:r>
-                              <w:t>/</w:t>
-                            </w:r>
-                            <w:r>
-                              <w:t>23</w:t>
-                            </w:r>
-                          </w:p>
-                        </w:txbxContent>
-                      </wps:txbx>
-                      <wps:bodyPr rot="0" spcFirstLastPara="0" vertOverflow="overflow" horzOverflow="overflow" vert="horz" wrap="square" lIns="91440" tIns="45720" rIns="91440" bIns="45720" numCol="1" spcCol="0" rtlCol="0" fromWordArt="0" anchor="t" anchorCtr="0" forceAA="0" compatLnSpc="1">
-                        <a:prstTxWarp prst="textNoShape">
-                          <a:avLst/>
-                        </a:prstTxWarp>
-                        <a:noAutofit/>
-                      </wps:bodyPr>
-                    </wps:wsp>
-                  </a:graphicData>
-                </a:graphic>
-              </wp:anchor>
-            </w:drawing>
-          </mc:Choice>
-          <mc:Fallback>
-            <w:pict>
-              <v:shapetype w14:anchorId="4D721F84" id="_x0000_t202" coordsize="21600,21600" o:spt="202" path="m,l,21600r21600,l21600,xe">
-                <v:stroke joinstyle="miter"/>
-                <v:path gradientshapeok="t" o:connecttype="rect"/>
-              </v:shapetype>
-              <v:shape id="Text Box 5" o:spid="_x0000_s1026" type="#_x0000_t202" style="position:absolute;margin-left:132.1pt;margin-top:18pt;width:175.75pt;height:32.35pt;z-index:251664384;visibility:visible;mso-wrap-style:square;mso-wrap-distance-left:9pt;mso-wrap-distance-top:0;mso-wrap-distance-right:9pt;mso-wrap-distance-bottom:0;mso-position-horizontal:absolute;mso-position-horizontal-relative:margin;mso-position-vertical:absolute;mso-position-vertical-relative:text;v-text-anchor:top" o:gfxdata="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" fillcolor="white [3201]" stroked="f" strokeweight=".5pt">
-                <v:textbox>
-                  <w:txbxContent>
-                    <w:p>
-                      <w:pPr>
-                        <w:jc w:val="center"/>
-                      </w:pPr>
-                      <w:r>
-                        <w:rPr>
-                          <w:b/>
-                          <w:bCs/>
-                        </w:rPr>
-                        <w:t>Date of submission:</w:t>
-                      </w:r>
-                      <w:r>
-                        <w:t xml:space="preserve"> 202</w:t>
-                      </w:r>
-                      <w:r>
-                        <w:t>6</w:t>
-                      </w:r>
-                      <w:r>
-                        <w:t>/</w:t>
-                      </w:r>
-                      <w:r>
-                        <w:t>02</w:t>
-                      </w:r>
-                      <w:r>
-                        <w:t>/</w:t>
-                      </w:r>
-                      <w:r>
-                        <w:t>23</w:t>
-                      </w:r>
-                    </w:p>
-                  </w:txbxContent>
-                </v:textbox>
-                <w10:wrap anchorx="margin"/>
-              </v:shape>
-            </w:pict>
-          </mc:Fallback>
-        </mc:AlternateContent>
-      </w:r>
-    </w:p>
-    <w:p/>
-    <w:p/>
-    <w:p>
-      <w:r>
-        <w:br w:type="page"/>
-      </w:r>
-    </w:p>
-    <w:p>
-      <w:pPr>
-        <w:spacing w:after="149"/>
-        <w:ind w:right="26"/>
-        <w:jc w:val="center"/>
-        <w:rPr>
-          <w:b/>
-          <w:bCs/>
-          <w:sz w:val="36"/>
-          <w:szCs w:val="36"/>
-        </w:rPr>
-      </w:pPr>
-      <w:r>
-        <w:rPr>
-          <w:b/>
-          <w:bCs/>
-          <w:sz w:val="36"/>
-          <w:szCs w:val="36"/>
-        </w:rPr>
-        <w:lastRenderedPageBreak/>
-        <w:t>National College of Computer Studies</w:t>
-      </w:r>
-    </w:p>
-    <w:p>
-      <w:pPr>
-        <w:spacing w:after="149"/>
-        <w:ind w:right="26"/>
-        <w:jc w:val="center"/>
-        <w:rPr>
-          <w:b/>
-          <w:bCs/>
-          <w:sz w:val="32"/>
-          <w:szCs w:val="32"/>
-        </w:rPr>
-      </w:pPr>
-      <w:r>
-        <w:rPr>
-          <w:b/>
-          <w:bCs/>
-          <w:sz w:val="32"/>
-          <w:szCs w:val="32"/>
-        </w:rPr>
-        <w:t>Paknajol, Kathmandu</w:t>
-      </w:r>
-    </w:p>
-    <w:p>
-      <w:pPr>
-        <w:spacing w:after="149"/>
-        <w:ind w:right="26"/>
-        <w:jc w:val="center"/>
-        <w:rPr>
-          <w:b/>
-          <w:bCs/>
-          <w:sz w:val="32"/>
-          <w:szCs w:val="32"/>
-        </w:rPr>
-      </w:pPr>
-    </w:p>
-    <w:p>
-      <w:pPr>
-        <w:spacing w:after="149"/>
-        <w:ind w:right="26"/>
-        <w:jc w:val="center"/>
-      </w:pPr>
-    </w:p>
-    <w:p>
-      <w:pPr>
-        <w:ind w:right="5034"/>
-      </w:pPr>
-    </w:p>
-    <w:p>
-      <w:pPr>
-        <w:spacing w:after="76"/>
-        <w:ind w:left="3914"/>
-      </w:pPr>
-      <w:r>
-        <w:rPr>
-          <w:noProof/>
-        </w:rPr>
-        <mc:AlternateContent>
-          <mc:Choice Requires="wpg">
-            <w:drawing>
-              <wp:inline distT="0" distB="0" distL="0" distR="0" wp14:anchorId="2E0A107D" wp14:editId="5327567D">
-                <wp:extent cx="609600" cy="2020570"/>
-                <wp:effectExtent l="0" t="0" r="0" b="0"/>
-                <wp:docPr id="18" name="Group 18"/>
-                <wp:cNvGraphicFramePr>
-                  <a:graphicFrameLocks xmlns:a="http://schemas.openxmlformats.org/drawingml/2006/main"/>
-                </wp:cNvGraphicFramePr>
-                <a:graphic xmlns:a="http://schemas.openxmlformats.org/drawingml/2006/main">
-                  <a:graphicData uri="http://schemas.microsoft.com/office/word/2010/wordprocessingGroup">
-                    <wpg:wgp>
-                      <wpg:cNvGrpSpPr>
-                        <a:grpSpLocks/>
-                      </wpg:cNvGrpSpPr>
-                      <wpg:grpSpPr bwMode="auto">
-                        <a:xfrm>
-                          <a:off x="0" y="0"/>
-                          <a:ext cx="609600" cy="2020570"/>
-                          <a:chOff x="0" y="0"/>
-                          <a:chExt cx="6096" cy="20208"/>
-                        </a:xfrm>
-                      </wpg:grpSpPr>
-                      <wps:wsp>
-                        <wps:cNvPr id="19" name="Shape 40"/>
-                        <wps:cNvSpPr>
-                          <a:spLocks/>
-                        </wps:cNvSpPr>
-                        <wps:spPr bwMode="auto">
-                          <a:xfrm>
-                            <a:off x="0" y="3657"/>
-                            <a:ext cx="0" cy="13609"/>
-                          </a:xfrm>
-                          <a:custGeom>
-                            <a:avLst/>
-                            <a:gdLst>
-                              <a:gd name="T0" fmla="*/ 0 h 1360932"/>
-                              <a:gd name="T1" fmla="*/ 13609 h 1360932"/>
-                              <a:gd name="T2" fmla="*/ 0 60000 65536"/>
-                              <a:gd name="T3" fmla="*/ 0 60000 65536"/>
-                              <a:gd name="T4" fmla="*/ 0 h 1360932"/>
-                              <a:gd name="T5" fmla="*/ 1360932 h 1360932"/>
-                            </a:gdLst>
-                            <a:ahLst/>
-                            <a:cxnLst>
-                              <a:cxn ang="T2">
-                                <a:pos x="0" y="T0"/>
-                              </a:cxn>
-                              <a:cxn ang="T3">
-                                <a:pos x="0" y="T1"/>
-                              </a:cxn>
-                            </a:cxnLst>
-                            <a:rect l="0" t="T4" r="0" b="T5"/>
-                            <a:pathLst>
-                              <a:path h="1360932">
-                                <a:moveTo>
-                                  <a:pt x="0" y="0"/>
-                                </a:moveTo>
-                                <a:lnTo>
-                                  <a:pt x="0" y="1360932"/>
-                                </a:lnTo>
-                              </a:path>
-                            </a:pathLst>
-                          </a:custGeom>
-                          <a:noFill/>
-                          <a:ln w="11939">
-                            <a:solidFill>
-                              <a:srgbClr val="000000"/>
-                            </a:solidFill>
-                            <a:miter lim="101601"/>
-                            <a:headEnd/>
-                            <a:tailEnd/>
-                          </a:ln>
-                          <a:extLst>
-                            <a:ext uri="{909E8E84-426E-40DD-AFC4-6F175D3DCCD1}">
-                              <a14:hiddenFill xmlns:a14="http://schemas.microsoft.com/office/drawing/2010/main">
-                                <a:solidFill>
-                                  <a:srgbClr val="FFFFFF"/>
-                                </a:solidFill>
-                              </a14:hiddenFill>
-                            </a:ext>
-                          </a:extLst>
-                        </wps:spPr>
-                        <wps:bodyPr rot="0" vert="horz" wrap="square" lIns="91440" tIns="45720" rIns="91440" bIns="45720" anchor="t" anchorCtr="0" upright="1">
-                          <a:noAutofit/>
-                        </wps:bodyPr>
-                      </wps:wsp>
-                      <wps:wsp>
-                        <wps:cNvPr id="20" name="Shape 41"/>
-                        <wps:cNvSpPr>
-                          <a:spLocks/>
-                        </wps:cNvSpPr>
-                        <wps:spPr bwMode="auto">
-                          <a:xfrm>
-                            <a:off x="2941" y="0"/>
-                            <a:ext cx="152" cy="20208"/>
-                          </a:xfrm>
-                          <a:custGeom>
-                            <a:avLst/>
-                            <a:gdLst>
-                              <a:gd name="T0" fmla="*/ 152 w 15240"/>
-                              <a:gd name="T1" fmla="*/ 0 h 2020824"/>
-                              <a:gd name="T2" fmla="*/ 0 w 15240"/>
-                              <a:gd name="T3" fmla="*/ 20208 h 2020824"/>
-                              <a:gd name="T4" fmla="*/ 0 60000 65536"/>
-                              <a:gd name="T5" fmla="*/ 0 60000 65536"/>
-                              <a:gd name="T6" fmla="*/ 0 w 15240"/>
-                              <a:gd name="T7" fmla="*/ 0 h 2020824"/>
-                              <a:gd name="T8" fmla="*/ 15240 w 15240"/>
-                              <a:gd name="T9" fmla="*/ 2020824 h 2020824"/>
-                            </a:gdLst>
-                            <a:ahLst/>
-                            <a:cxnLst>
-                              <a:cxn ang="T4">
-                                <a:pos x="T0" y="T1"/>
-                              </a:cxn>
-                              <a:cxn ang="T5">
-                                <a:pos x="T2" y="T3"/>
-                              </a:cxn>
-                            </a:cxnLst>
-                            <a:rect l="T6" t="T7" r="T8" b="T9"/>
-                            <a:pathLst>
-                              <a:path w="15240" h="2020824">
-                                <a:moveTo>
-                                  <a:pt x="15240" y="0"/>
-                                </a:moveTo>
-                                <a:lnTo>
-                                  <a:pt x="0" y="2020824"/>
-                                </a:lnTo>
-                              </a:path>
-                            </a:pathLst>
-                          </a:custGeom>
-                          <a:noFill/>
-                          <a:ln w="11939">
-                            <a:solidFill>
-                              <a:srgbClr val="000000"/>
-                            </a:solidFill>
-                            <a:miter lim="101601"/>
-                            <a:headEnd/>
-                            <a:tailEnd/>
-                          </a:ln>
-                          <a:extLst>
-                            <a:ext uri="{909E8E84-426E-40DD-AFC4-6F175D3DCCD1}">
-                              <a14:hiddenFill xmlns:a14="http://schemas.microsoft.com/office/drawing/2010/main">
-                                <a:solidFill>
-                                  <a:srgbClr val="FFFFFF"/>
-                                </a:solidFill>
-                              </a14:hiddenFill>
-                            </a:ext>
-                          </a:extLst>
-                        </wps:spPr>
-                        <wps:bodyPr rot="0" vert="horz" wrap="square" lIns="91440" tIns="45720" rIns="91440" bIns="45720" anchor="t" anchorCtr="0" upright="1">
-                          <a:noAutofit/>
-                        </wps:bodyPr>
-                      </wps:wsp>
-                      <wps:wsp>
-                        <wps:cNvPr id="21" name="Shape 42"/>
-                        <wps:cNvSpPr>
-                          <a:spLocks/>
-                        </wps:cNvSpPr>
-                        <wps:spPr bwMode="auto">
-                          <a:xfrm>
-                            <a:off x="6096" y="3642"/>
-                            <a:ext cx="0" cy="13609"/>
-                          </a:xfrm>
-                          <a:custGeom>
-                            <a:avLst/>
-                            <a:gdLst>
-                              <a:gd name="T0" fmla="*/ 0 h 1360932"/>
-                              <a:gd name="T1" fmla="*/ 13609 h 1360932"/>
-                              <a:gd name="T2" fmla="*/ 0 60000 65536"/>
-                              <a:gd name="T3" fmla="*/ 0 60000 65536"/>
-                              <a:gd name="T4" fmla="*/ 0 h 1360932"/>
-                              <a:gd name="T5" fmla="*/ 1360932 h 1360932"/>
-                            </a:gdLst>
-                            <a:ahLst/>
-                            <a:cxnLst>
-                              <a:cxn ang="T2">
-                                <a:pos x="0" y="T0"/>
-                              </a:cxn>
-                              <a:cxn ang="T3">
-                                <a:pos x="0" y="T1"/>
-                              </a:cxn>
-                            </a:cxnLst>
-                            <a:rect l="0" t="T4" r="0" b="T5"/>
-                            <a:pathLst>
-                              <a:path h="1360932">
-                                <a:moveTo>
-                                  <a:pt x="0" y="0"/>
-                                </a:moveTo>
-                                <a:lnTo>
-                                  <a:pt x="0" y="1360932"/>
-                                </a:lnTo>
-                              </a:path>
-                            </a:pathLst>
-                          </a:custGeom>
-                          <a:noFill/>
-                          <a:ln w="11939">
-                            <a:solidFill>
-                              <a:srgbClr val="000000"/>
-                            </a:solidFill>
-                            <a:miter lim="101601"/>
-                            <a:headEnd/>
-                            <a:tailEnd/>
-                          </a:ln>
-                          <a:extLst>
-                            <a:ext uri="{909E8E84-426E-40DD-AFC4-6F175D3DCCD1}">
-                              <a14:hiddenFill xmlns:a14="http://schemas.microsoft.com/office/drawing/2010/main">
-                                <a:solidFill>
-                                  <a:srgbClr val="FFFFFF"/>
-                                </a:solidFill>
-                              </a14:hiddenFill>
-                            </a:ext>
-                          </a:extLst>
-                        </wps:spPr>
-                        <wps:bodyPr rot="0" vert="horz" wrap="square" lIns="91440" tIns="45720" rIns="91440" bIns="45720" anchor="t" anchorCtr="0" upright="1">
-                          <a:noAutofit/>
-                        </wps:bodyPr>
-                      </wps:wsp>
-                    </wpg:wgp>
-                  </a:graphicData>
-                </a:graphic>
-              </wp:inline>
-            </w:drawing>
-          </mc:Choice>
-          <mc:Fallback>
-            <w:pict>
-              <v:group w14:anchorId="628BE5ED" id="Group 18" o:spid="_x0000_s1026" style="width:48pt;height:159.1pt;mso-position-horizontal-relative:char;mso-position-vertical-relative:line" coordsize="6096,20208" o:gfxdata="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">
-                <v:shape id="Shape 40" o:spid="_x0000_s1027" style="position:absolute;top:3657;width:0;height:13609;visibility:visible;mso-wrap-style:square;v-text-anchor:top" coordsize="0,1360932" o:gfxdata="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" path="m,l,1360932e" filled="f" strokeweight=".33164mm">
-                  <v:stroke miterlimit="66585f" joinstyle="miter"/>
-                  <v:path arrowok="t" o:connecttype="custom" o:connectlocs="0,0;0,136" o:connectangles="0,0" textboxrect="0,0,0,1360932"/>
-                </v:shape>
-                <v:shape id="Shape 41" o:spid="_x0000_s1028" style="position:absolute;left:2941;width:152;height:20208;visibility:visible;mso-wrap-style:square;v-text-anchor:top" coordsize="15240,2020824" o:gfxdata="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" path="m15240,l,2020824e" filled="f" strokeweight=".33164mm">
-                  <v:stroke miterlimit="66585f" joinstyle="miter"/>
-                  <v:path arrowok="t" o:connecttype="custom" o:connectlocs="2,0;0,202" o:connectangles="0,0" textboxrect="0,0,15240,2020824"/>
-                </v:shape>
-                <v:shape id="Shape 42" o:spid="_x0000_s1029" style="position:absolute;left:6096;top:3642;width:0;height:13609;visibility:visible;mso-wrap-style:square;v-text-anchor:top" coordsize="0,1360932" o:gfxdata="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" path="m,l,1360932e" filled="f" strokeweight=".33164mm">
-                  <v:stroke miterlimit="66585f" joinstyle="miter"/>
-                  <v:path arrowok="t" o:connecttype="custom" o:connectlocs="0,0;0,136" o:connectangles="0,0" textboxrect="0,0,0,1360932"/>
-                </v:shape>
-                <w10:anchorlock/>
-              </v:group>
-            </w:pict>
-          </mc:Fallback>
-        </mc:AlternateContent>
-      </w:r>
-    </w:p>
-    <w:p>
-      <w:pPr>
-        <w:spacing w:after="76"/>
-        <w:ind w:left="3914"/>
-      </w:pPr>
-    </w:p>
-    <w:p>
-      <w:pPr>
-        <w:spacing w:after="151"/>
-        <w:ind w:right="14"/>
-        <w:jc w:val="center"/>
-      </w:pPr>
-    </w:p>
-    <w:p>
-      <w:pPr>
-        <w:spacing w:after="151"/>
-        <w:ind w:right="14"/>
-        <w:jc w:val="center"/>
-      </w:pPr>
-    </w:p>
-    <w:p>
-      <w:pPr>
-        <w:spacing w:after="146"/>
-        <w:ind w:left="10" w:right="72" w:hanging="10"/>
-        <w:jc w:val="center"/>
-        <w:rPr>
-          <w:sz w:val="28"/>
-          <w:szCs w:val="28"/>
-        </w:rPr>
-      </w:pPr>
-      <w:r>
-        <w:rPr>
-          <w:sz w:val="28"/>
-          <w:szCs w:val="28"/>
-        </w:rPr>
-        <w:t xml:space="preserve">Lab Report No. </w:t>
-      </w:r>
-      <w:r>
-        <w:rPr>
-          <w:sz w:val="28"/>
-          <w:szCs w:val="28"/>
-        </w:rPr>
-        <w:t>2</w:t>
-      </w:r>
-    </w:p>
-    <w:p>
-      <w:pPr>
-        <w:spacing w:after="146"/>
-        <w:ind w:left="10" w:right="72" w:hanging="10"/>
-        <w:jc w:val="center"/>
-        <w:rPr>
-          <w:b/>
-          <w:bCs/>
-          <w:sz w:val="28"/>
-          <w:szCs w:val="28"/>
-        </w:rPr>
-      </w:pPr>
-      <w:r>
-        <w:rPr>
-          <w:b/>
-          <w:bCs/>
-          <w:sz w:val="28"/>
-          <w:szCs w:val="28"/>
-        </w:rPr>
-        <w:t>Software Design and Development</w:t>
-      </w:r>
-    </w:p>
-    <w:p>
-      <w:pPr>
-        <w:spacing w:after="146"/>
-        <w:ind w:left="10" w:right="72" w:hanging="10"/>
-        <w:jc w:val="center"/>
-        <w:rPr>
-          <w:b/>
-          <w:bCs/>
-          <w:sz w:val="28"/>
-          <w:szCs w:val="28"/>
-        </w:rPr>
-      </w:pPr>
-    </w:p>
-    <w:p>
-      <w:pPr>
-        <w:spacing w:after="149"/>
-      </w:pPr>
-    </w:p>
-    <w:p>
-      <w:pPr>
-        <w:spacing w:after="139"/>
-        <w:ind w:left="-5" w:hanging="10"/>
-        <w:rPr>
-          <w:sz w:val="28"/>
-          <w:szCs w:val="28"/>
-        </w:rPr>
-      </w:pPr>
-      <w:r>
-        <w:rPr>
-          <w:b/>
-          <w:bCs/>
-          <w:sz w:val="28"/>
-          <w:szCs w:val="28"/>
-        </w:rPr>
-        <w:t>Submitted by</w:t>
-      </w:r>
-      <w:r>
-        <w:rPr>
-          <w:sz w:val="28"/>
-          <w:szCs w:val="28"/>
-        </w:rPr>
-        <w:t xml:space="preserve">: </w:t>
-      </w:r>
-      <w:r>
-        <w:rPr>
-          <w:sz w:val="28"/>
-          <w:szCs w:val="28"/>
-        </w:rPr>
-        <w:tab/>
-      </w:r>
-      <w:r>
-        <w:rPr>
-          <w:sz w:val="28"/>
-          <w:szCs w:val="28"/>
-        </w:rPr>
-        <w:tab/>
-      </w:r>
-      <w:r>
-        <w:rPr>
-          <w:sz w:val="28"/>
-          <w:szCs w:val="28"/>
-        </w:rPr>
-        <w:tab/>
-      </w:r>
-      <w:r>
-        <w:rPr>
-          <w:sz w:val="28"/>
-          <w:szCs w:val="28"/>
-        </w:rPr>
-        <w:tab/>
-      </w:r>
-      <w:r>
-        <w:rPr>
-          <w:sz w:val="28"/>
-          <w:szCs w:val="28"/>
-        </w:rPr>
-        <w:tab/>
-      </w:r>
-      <w:r>
-        <w:rPr>
-          <w:sz w:val="28"/>
-          <w:szCs w:val="28"/>
-        </w:rPr>
-        <w:tab/>
-      </w:r>
-      <w:r>
-        <w:rPr>
-          <w:b/>
-          <w:bCs/>
-          <w:sz w:val="28"/>
-          <w:szCs w:val="28"/>
-        </w:rPr>
-        <w:t xml:space="preserve"> Submitted to:</w:t>
-      </w:r>
-    </w:p>
-    <w:p>
-      <w:pPr>
-        <w:spacing w:after="139"/>
-        <w:ind w:left="-5" w:hanging="10"/>
-        <w:rPr>
-          <w:sz w:val="28"/>
-          <w:szCs w:val="28"/>
-        </w:rPr>
-      </w:pPr>
-      <w:r>
-        <w:rPr>
-          <w:sz w:val="28"/>
-          <w:szCs w:val="28"/>
-        </w:rPr>
-        <w:t xml:space="preserve">Name: </w:t>
-      </w:r>
-      <w:r>
-        <w:rPr>
-          <w:sz w:val="28"/>
-          <w:szCs w:val="28"/>
-        </w:rPr>
-        <w:t>Siddhartha Shakya</w:t>
-      </w:r>
-      <w:r>
-        <w:rPr>
-          <w:sz w:val="28"/>
-          <w:szCs w:val="28"/>
-        </w:rPr>
-        <w:tab/>
-      </w:r>
-      <w:r>
-        <w:rPr>
-          <w:sz w:val="28"/>
-          <w:szCs w:val="28"/>
-        </w:rPr>
-        <w:tab/>
-        <w:t xml:space="preserve"> </w:t>
-      </w:r>
-      <w:r>
-        <w:rPr>
-          <w:sz w:val="28"/>
-          <w:szCs w:val="28"/>
-        </w:rPr>
-        <w:tab/>
-      </w:r>
-      <w:r>
-        <w:rPr>
-          <w:sz w:val="28"/>
-          <w:szCs w:val="28"/>
-        </w:rPr>
-        <w:tab/>
-        <w:t xml:space="preserve"> Kabita Dhital</w:t>
-      </w:r>
-    </w:p>
-    <w:p>
-      <w:pPr>
-        <w:spacing w:after="187"/>
-        <w:ind w:left="-5" w:hanging="10"/>
-        <w:rPr>
-          <w:sz w:val="28"/>
-          <w:szCs w:val="28"/>
-        </w:rPr>
-      </w:pPr>
-      <w:r>
-        <w:rPr>
-          <w:sz w:val="28"/>
-          <w:szCs w:val="28"/>
-        </w:rPr>
-        <w:t>Program: BIM</w:t>
-      </w:r>
-      <w:r>
-        <w:rPr>
-          <w:sz w:val="28"/>
-          <w:szCs w:val="28"/>
-        </w:rPr>
-        <w:tab/>
-        <w:t xml:space="preserve">            </w:t>
-      </w:r>
-      <w:r>
-        <w:rPr>
-          <w:sz w:val="28"/>
-          <w:szCs w:val="28"/>
-        </w:rPr>
-        <w:tab/>
-      </w:r>
-      <w:r>
-        <w:rPr>
-          <w:sz w:val="28"/>
-          <w:szCs w:val="28"/>
-        </w:rPr>
-        <w:tab/>
-      </w:r>
-      <w:r>
-        <w:rPr>
-          <w:sz w:val="28"/>
-          <w:szCs w:val="28"/>
-        </w:rPr>
-        <w:tab/>
-      </w:r>
-      <w:r>
-        <w:rPr>
-          <w:sz w:val="28"/>
-          <w:szCs w:val="28"/>
-        </w:rPr>
-        <w:tab/>
-        <w:t xml:space="preserve">   </w:t>
-      </w:r>
-    </w:p>
-    <w:p>
-      <w:pPr>
-        <w:spacing w:after="187"/>
-        <w:ind w:left="-5" w:hanging="10"/>
-        <w:rPr>
-          <w:sz w:val="28"/>
-          <w:szCs w:val="28"/>
-        </w:rPr>
-      </w:pPr>
-      <w:r>
-        <w:rPr>
-          <w:sz w:val="28"/>
-          <w:szCs w:val="28"/>
-        </w:rPr>
-        <w:t xml:space="preserve">Roll no: </w:t>
-      </w:r>
-      <w:r>
-        <w:rPr>
-          <w:sz w:val="28"/>
-          <w:szCs w:val="28"/>
-        </w:rPr>
-        <w:t>18</w:t>
-      </w:r>
-      <w:r>
-        <w:rPr>
-          <w:sz w:val="28"/>
-          <w:szCs w:val="28"/>
-        </w:rPr>
-        <w:tab/>
-      </w:r>
-      <w:r>
-        <w:rPr>
-          <w:sz w:val="28"/>
-          <w:szCs w:val="28"/>
-        </w:rPr>
-        <w:tab/>
-      </w:r>
-      <w:r>
-        <w:rPr>
-          <w:sz w:val="28"/>
-          <w:szCs w:val="28"/>
-        </w:rPr>
-        <w:tab/>
-      </w:r>
-      <w:r>
-        <w:rPr>
-          <w:sz w:val="28"/>
-          <w:szCs w:val="28"/>
-        </w:rPr>
-        <w:tab/>
-        <w:t xml:space="preserve">             </w:t>
-      </w:r>
-    </w:p>
-    <w:p>
-      <w:pPr>
-        <w:tabs>
-          <w:tab w:val="left" w:pos="6348"/>
-        </w:tabs>
-        <w:spacing w:after="171"/>
-        <w:ind w:left="-5" w:hanging="10"/>
-        <w:rPr>
-          <w:sz w:val="28"/>
-          <w:szCs w:val="28"/>
-        </w:rPr>
-      </w:pPr>
-      <w:r>
-        <w:rPr>
-          <w:sz w:val="28"/>
-          <w:szCs w:val="28"/>
-        </w:rPr>
-        <w:t xml:space="preserve">Section: B </w:t>
-      </w:r>
-      <w:r>
-        <w:rPr>
-          <w:sz w:val="28"/>
-          <w:szCs w:val="28"/>
-        </w:rPr>
-        <w:tab/>
-      </w:r>
-    </w:p>
-    <w:p>
-      <w:pPr>
-        <w:tabs>
-          <w:tab w:val="center" w:pos="2707"/>
-          <w:tab w:val="center" w:pos="3384"/>
-          <w:tab w:val="center" w:pos="4061"/>
-        </w:tabs>
-        <w:spacing w:after="139"/>
-        <w:ind w:left="-15"/>
-        <w:rPr>
-          <w:sz w:val="28"/>
-          <w:szCs w:val="28"/>
-        </w:rPr>
-      </w:pPr>
-      <w:r>
-        <w:rPr>
-          <w:sz w:val="28"/>
-          <w:szCs w:val="28"/>
-        </w:rPr>
-        <w:tab/>
-      </w:r>
-      <w:r>
-        <w:rPr>
-          <w:sz w:val="28"/>
-          <w:szCs w:val="28"/>
-        </w:rPr>
-        <w:tab/>
-      </w:r>
-      <w:r>
-        <w:rPr>
-          <w:sz w:val="28"/>
-          <w:szCs w:val="28"/>
-        </w:rPr>
-        <w:tab/>
-      </w:r>
-    </w:p>
-    <w:p>
-      <w:pPr>
-        <w:spacing w:line="259" w:lineRule="auto"/>
-        <w:rPr>
-          <w:sz w:val="28"/>
-          <w:szCs w:val="28"/>
-        </w:rPr>
-      </w:pPr>
-      <w:r>
-        <w:rPr>
-          <w:noProof/>
-          <w:sz w:val="28"/>
-          <w:szCs w:val="28"/>
-        </w:rPr>
-        <mc:AlternateContent>
-          <mc:Choice Requires="wps">
-            <w:drawing>
-              <wp:anchor distT="0" distB="0" distL="114300" distR="114300" simplePos="0" relativeHeight="251666432" behindDoc="0" locked="0" layoutInCell="1" allowOverlap="1" wp14:anchorId="272DD367" wp14:editId="2413CFAA">
-                <wp:simplePos x="0" y="0"/>
-                <wp:positionH relativeFrom="margin">
-                  <wp:posOffset>1677907</wp:posOffset>
-                </wp:positionH>
-                <wp:positionV relativeFrom="paragraph">
-                  <wp:posOffset>228653</wp:posOffset>
-                </wp:positionV>
-                <wp:extent cx="2231756" cy="410705"/>
-                <wp:effectExtent l="0" t="0" r="3810" b="0"/>
-                <wp:wrapNone/>
-                <wp:docPr id="22" name="Text Box 22"/>
-                <wp:cNvGraphicFramePr/>
-                <a:graphic xmlns:a="http://schemas.openxmlformats.org/drawingml/2006/main">
-                  <a:graphicData uri="http://schemas.microsoft.com/office/word/2010/wordprocessingShape">
-                    <wps:wsp>
-                      <wps:cNvSpPr txBox="1"/>
-                      <wps:spPr>
-                        <a:xfrm>
-                          <a:off x="0" y="0"/>
-                          <a:ext cx="2231756" cy="410705"/>
-                        </a:xfrm>
-                        <a:prstGeom prst="rect">
-                          <a:avLst/>
-                        </a:prstGeom>
-                        <a:solidFill>
-                          <a:schemeClr val="lt1"/>
-                        </a:solidFill>
-                        <a:ln w="6350">
-                          <a:noFill/>
-                        </a:ln>
-                      </wps:spPr>
-                      <wps:txbx>
-                        <w:txbxContent>
-                          <w:p>
-                            <w:pPr>
-                              <w:jc w:val="center"/>
-                            </w:pPr>
-                            <w:r>
-                              <w:rPr>
-                                <w:b/>
-                                <w:bCs/>
-                              </w:rPr>
-                              <w:t>Date of submission:</w:t>
-                            </w:r>
-                            <w:r>
-                              <w:t xml:space="preserve"> 202</w:t>
-                            </w:r>
-                            <w:r>
-                              <w:t>6</w:t>
-                            </w:r>
-                            <w:r>
-                              <w:t>/</w:t>
-                            </w:r>
-                            <w:r>
-                              <w:t>02</w:t>
-                            </w:r>
-                            <w:r>
-                              <w:t>/</w:t>
-                            </w:r>
-                            <w:r>
-                              <w:t>23</w:t>
-                            </w:r>
-                          </w:p>
-                        </w:txbxContent>
-                      </wps:txbx>
-                      <wps:bodyPr rot="0" spcFirstLastPara="0" vertOverflow="overflow" horzOverflow="overflow" vert="horz" wrap="square" lIns="91440" tIns="45720" rIns="91440" bIns="45720" numCol="1" spcCol="0" rtlCol="0" fromWordArt="0" anchor="t" anchorCtr="0" forceAA="0" compatLnSpc="1">
-                        <a:prstTxWarp prst="textNoShape">
-                          <a:avLst/>
-                        </a:prstTxWarp>
-                        <a:noAutofit/>
-                      </wps:bodyPr>
-                    </wps:wsp>
-                  </a:graphicData>
-                </a:graphic>
-              </wp:anchor>
-            </w:drawing>
-          </mc:Choice>
-          <mc:Fallback>
-            <w:pict>
-              <v:shape w14:anchorId="272DD367" id="Text Box 22" o:spid="_x0000_s1027" type="#_x0000_t202" style="position:absolute;margin-left:132.1pt;margin-top:18pt;width:175.75pt;height:32.35pt;z-index:251666432;visibility:visible;mso-wrap-style:square;mso-wrap-distance-left:9pt;mso-wrap-distance-top:0;mso-wrap-distance-right:9pt;mso-wrap-distance-bottom:0;mso-position-horizontal:absolute;mso-position-horizontal-relative:margin;mso-position-vertical:absolute;mso-position-vertical-relative:text;v-text-anchor:top" o:gfxdata="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" fillcolor="white [3201]" stroked="f" strokeweight=".5pt">
-                <v:textbox>
-                  <w:txbxContent>
-                    <w:p>
-                      <w:pPr>
-                        <w:jc w:val="center"/>
-                      </w:pPr>
-                      <w:r>
-                        <w:rPr>
-                          <w:b/>
-                          <w:bCs/>
-                        </w:rPr>
-                        <w:t>Date of submission:</w:t>
-                      </w:r>
-                      <w:r>
-                        <w:t xml:space="preserve"> 202</w:t>
-                      </w:r>
-                      <w:r>
-                        <w:t>6</w:t>
-                      </w:r>
-                      <w:r>
-                        <w:t>/</w:t>
-                      </w:r>
-                      <w:r>
-                        <w:t>02</w:t>
-                      </w:r>
-                      <w:r>
-                        <w:t>/</w:t>
-                      </w:r>
-                      <w:r>
-                        <w:t>23</w:t>
-                      </w:r>
-                    </w:p>
-                  </w:txbxContent>
-                </v:textbox>
-                <w10:wrap anchorx="margin"/>
-              </v:shape>
-            </w:pict>
-          </mc:Fallback>
-        </mc:AlternateContent>
-      </w:r>
-    </w:p>
-    <w:p/>
-    <w:p/>
-    <w:p/>
-    <w:p/>
+    <w:tbl>
+      <w:tblPr>
+        <w:tblStyle w:val="TableGrid"/>
+        <w:tblW w:w="9695" w:type="dxa"/>
+        <w:tblInd w:w="-451" w:type="dxa"/>
+        <w:tblLook w:val="04A0" w:firstRow="1" w:lastRow="0" w:firstColumn="1" w:lastColumn="0" w:noHBand="0" w:noVBand="1"/>
+      </w:tblPr>
+      <w:tblGrid>
+        <w:gridCol w:w="720"/>
+        <w:gridCol w:w="5023"/>
+        <w:gridCol w:w="1401"/>
+        <w:gridCol w:w="1401"/>
+        <w:gridCol w:w="1150"/>
+      </w:tblGrid>
+      <w:tr>
+        <w:trPr>
+          <w:trHeight w:val="688"/>
+        </w:trPr>
+        <w:tc>
+          <w:tcPr>
+            <w:tcW w:w="721" w:type="dxa"/>
+            <w:vAlign w:val="center"/>
+          </w:tcPr>
+          <w:p>
+            <w:pPr>
+              <w:jc w:val="center"/>
+              <w:rPr>
+                <w:b/>
+                <w:bCs/>
+              </w:rPr>
+            </w:pPr>
+            <w:r>
+              <w:rPr>
+                <w:b/>
+                <w:bCs/>
+              </w:rPr>
+              <w:lastRenderedPageBreak/>
+              <w:t>S.N.</w:t>
+            </w:r>
+          </w:p>
+        </w:tc>
+        <w:tc>
+          <w:tcPr>
+            <w:tcW w:w="5049" w:type="dxa"/>
+            <w:vAlign w:val="center"/>
+          </w:tcPr>
+          <w:p>
+            <w:pPr>
+              <w:jc w:val="center"/>
+              <w:rPr>
+                <w:b/>
+                <w:bCs/>
+              </w:rPr>
+            </w:pPr>
+            <w:r>
+              <w:rPr>
+                <w:b/>
+                <w:bCs/>
+              </w:rPr>
+              <w:t>Title</w:t>
+            </w:r>
+          </w:p>
+        </w:tc>
+        <w:tc>
+          <w:tcPr>
+            <w:tcW w:w="1401" w:type="dxa"/>
+            <w:vAlign w:val="center"/>
+          </w:tcPr>
+          <w:p>
+            <w:pPr>
+              <w:jc w:val="center"/>
+              <w:rPr>
+                <w:b/>
+                <w:bCs/>
+              </w:rPr>
+            </w:pPr>
+            <w:r>
+              <w:rPr>
+                <w:b/>
+                <w:bCs/>
+              </w:rPr>
+              <w:t>Submission Date</w:t>
+            </w:r>
+          </w:p>
+        </w:tc>
+        <w:tc>
+          <w:tcPr>
+            <w:tcW w:w="1402" w:type="dxa"/>
+            <w:vAlign w:val="center"/>
+          </w:tcPr>
+          <w:p>
+            <w:pPr>
+              <w:jc w:val="center"/>
+              <w:rPr>
+                <w:b/>
+                <w:bCs/>
+              </w:rPr>
+            </w:pPr>
+            <w:r>
+              <w:rPr>
+                <w:b/>
+                <w:bCs/>
+              </w:rPr>
+              <w:t>Signature</w:t>
+            </w:r>
+          </w:p>
+        </w:tc>
+        <w:tc>
+          <w:tcPr>
+            <w:tcW w:w="1122" w:type="dxa"/>
+            <w:vAlign w:val="center"/>
+          </w:tcPr>
+          <w:p>
+            <w:pPr>
+              <w:jc w:val="center"/>
+              <w:rPr>
+                <w:b/>
+                <w:bCs/>
+              </w:rPr>
+            </w:pPr>
+            <w:r>
+              <w:rPr>
+                <w:b/>
+                <w:bCs/>
+              </w:rPr>
+              <w:t>Remarks</w:t>
+            </w:r>
+          </w:p>
+        </w:tc>
+      </w:tr>
+      <w:tr>
+        <w:trPr>
+          <w:trHeight w:val="12921"/>
+        </w:trPr>
+        <w:tc>
+          <w:tcPr>
+            <w:tcW w:w="721" w:type="dxa"/>
+          </w:tcPr>
+          <w:p/>
+        </w:tc>
+        <w:tc>
+          <w:tcPr>
+            <w:tcW w:w="5049" w:type="dxa"/>
+          </w:tcPr>
+          <w:p/>
+        </w:tc>
+        <w:tc>
+          <w:tcPr>
+            <w:tcW w:w="1401" w:type="dxa"/>
+          </w:tcPr>
+          <w:p/>
+        </w:tc>
+        <w:tc>
+          <w:tcPr>
+            <w:tcW w:w="1402" w:type="dxa"/>
+          </w:tcPr>
+          <w:p/>
+        </w:tc>
+        <w:tc>
+          <w:tcPr>
+            <w:tcW w:w="1122" w:type="dxa"/>
+          </w:tcPr>
+          <w:p/>
+        </w:tc>
+      </w:tr>
+    </w:tbl>
     <w:p>
       <w:r>
         <w:br w:type="page"/>
@@ -4824,7 +3491,7 @@
                     <pic:cNvPicPr/>
                   </pic:nvPicPr>
                   <pic:blipFill>
-                    <a:blip r:embed="rId10">
+                    <a:blip r:embed="rId14">
                       <a:extLst>
                         <a:ext uri="{28A0092B-C50C-407E-A947-70E740481C1C}">
                           <a14:useLocalDpi xmlns:a14="http://schemas.microsoft.com/office/drawing/2010/main" val="0"/>
@@ -4878,7 +3545,7 @@
                     <pic:cNvPicPr/>
                   </pic:nvPicPr>
                   <pic:blipFill>
-                    <a:blip r:embed="rId11">
+                    <a:blip r:embed="rId15">
                       <a:extLst>
                         <a:ext uri="{28A0092B-C50C-407E-A947-70E740481C1C}">
                           <a14:useLocalDpi xmlns:a14="http://schemas.microsoft.com/office/drawing/2010/main" val="0"/>
